--- a/Data/mansucript/Journal of Urban Health/Round 1 reviews/Response to Reviewers.docx
+++ b/Data/mansucript/Journal of Urban Health/Round 1 reviews/Response to Reviewers.docx
@@ -20,7 +20,17 @@
           <w:szCs w:val="20"/>
           <w:shd w:val="clear" w:color="auto" w:fill="FFFFFF"/>
         </w:rPr>
-        <w:t xml:space="preserve">Dear </w:t>
+        <w:t>Thank you for the opportunity to revise our manuscript. We have made edits based on the comments of the three reviewers</w:t>
+      </w:r>
+      <w:r>
+        <w:rPr>
+          <w:rFonts w:ascii="Times New Roman" w:hAnsi="Times New Roman" w:cs="Times New Roman"/>
+          <w:color w:val="222222"/>
+          <w:sz w:val="20"/>
+          <w:szCs w:val="20"/>
+          <w:shd w:val="clear" w:color="auto" w:fill="FFFFFF"/>
+        </w:rPr>
+        <w:t>. Overall, we have added some references to international examples of similar work, clarifies the methods, limitations and conclusions. See detailed responses below.</w:t>
       </w:r>
     </w:p>
     <w:p>
@@ -33,91 +43,6 @@
           <w:shd w:val="clear" w:color="auto" w:fill="FFFFFF"/>
         </w:rPr>
       </w:pPr>
-      <w:r>
-        <w:rPr>
-          <w:rFonts w:ascii="Times New Roman" w:hAnsi="Times New Roman" w:cs="Times New Roman"/>
-          <w:color w:val="222222"/>
-          <w:sz w:val="20"/>
-          <w:szCs w:val="20"/>
-          <w:shd w:val="clear" w:color="auto" w:fill="FFFFFF"/>
-        </w:rPr>
-        <w:t>---OVERALL COMMENTS---</w:t>
-      </w:r>
-    </w:p>
-    <w:p>
-      <w:pPr>
-        <w:rPr>
-          <w:rFonts w:ascii="Times New Roman" w:hAnsi="Times New Roman" w:cs="Times New Roman"/>
-          <w:color w:val="222222"/>
-          <w:sz w:val="20"/>
-          <w:szCs w:val="20"/>
-          <w:shd w:val="clear" w:color="auto" w:fill="FFFFFF"/>
-        </w:rPr>
-      </w:pPr>
-    </w:p>
-    <w:p>
-      <w:pPr>
-        <w:rPr>
-          <w:rFonts w:ascii="Times New Roman" w:hAnsi="Times New Roman" w:cs="Times New Roman"/>
-          <w:color w:val="222222"/>
-          <w:sz w:val="20"/>
-          <w:szCs w:val="20"/>
-          <w:shd w:val="clear" w:color="auto" w:fill="FFFFFF"/>
-        </w:rPr>
-      </w:pPr>
-      <w:r>
-        <w:rPr>
-          <w:rFonts w:ascii="Times New Roman" w:hAnsi="Times New Roman" w:cs="Times New Roman"/>
-          <w:color w:val="222222"/>
-          <w:sz w:val="20"/>
-          <w:szCs w:val="20"/>
-          <w:shd w:val="clear" w:color="auto" w:fill="FFFFFF"/>
-        </w:rPr>
-        <w:t>Tamara</w:t>
-      </w:r>
-    </w:p>
-    <w:p>
-      <w:pPr>
-        <w:rPr>
-          <w:rFonts w:ascii="Times New Roman" w:hAnsi="Times New Roman" w:cs="Times New Roman"/>
-          <w:color w:val="222222"/>
-          <w:sz w:val="20"/>
-          <w:szCs w:val="20"/>
-          <w:shd w:val="clear" w:color="auto" w:fill="FFFFFF"/>
-        </w:rPr>
-      </w:pPr>
-    </w:p>
-    <w:p>
-      <w:pPr>
-        <w:rPr>
-          <w:rFonts w:ascii="Times New Roman" w:hAnsi="Times New Roman" w:cs="Times New Roman"/>
-          <w:color w:val="222222"/>
-          <w:sz w:val="20"/>
-          <w:szCs w:val="20"/>
-          <w:shd w:val="clear" w:color="auto" w:fill="FFFFFF"/>
-        </w:rPr>
-      </w:pPr>
-    </w:p>
-    <w:p>
-      <w:pPr>
-        <w:rPr>
-          <w:rFonts w:ascii="Times New Roman" w:hAnsi="Times New Roman" w:cs="Times New Roman"/>
-          <w:color w:val="222222"/>
-          <w:sz w:val="20"/>
-          <w:szCs w:val="20"/>
-          <w:shd w:val="clear" w:color="auto" w:fill="FFFFFF"/>
-        </w:rPr>
-      </w:pPr>
-      <w:r>
-        <w:rPr>
-          <w:rFonts w:ascii="Times New Roman" w:hAnsi="Times New Roman" w:cs="Times New Roman"/>
-          <w:color w:val="222222"/>
-          <w:sz w:val="20"/>
-          <w:szCs w:val="20"/>
-          <w:shd w:val="clear" w:color="auto" w:fill="FFFFFF"/>
-        </w:rPr>
-        <w:t>COMMENTS FOR THE AUTHOR:</w:t>
-      </w:r>
       <w:r>
         <w:rPr>
           <w:rFonts w:ascii="Times New Roman" w:hAnsi="Times New Roman" w:cs="Times New Roman"/>
@@ -1300,7 +1225,6 @@
           <w:sz w:val="20"/>
           <w:szCs w:val="20"/>
         </w:rPr>
-        <w:lastRenderedPageBreak/>
         <w:br/>
       </w:r>
       <w:r>
@@ -1409,7 +1333,18 @@
                 <w:sz w:val="20"/>
                 <w:szCs w:val="20"/>
               </w:rPr>
-              <w:t>“In this article, we present two example health metrics from the dashboard, tree canopy coverage and health insurance coverage, and assess their magnitude and distribution across the city. We use these two examples to present descriptive data for Philadelphia as well as demonstrate the process, feasibility, and utility of conducting an analysis using City Council districts.”</w:t>
+              <w:t xml:space="preserve">“In this article, we present two example health metrics from the dashboard, tree canopy coverage and health insurance coverage, and assess their magnitude and distribution across the city. We use these two examples to </w:t>
+            </w:r>
+            <w:r>
+              <w:rPr>
+                <w:rFonts w:ascii="Times New Roman" w:hAnsi="Times New Roman" w:cs="Times New Roman"/>
+                <w:i/>
+                <w:iCs/>
+                <w:sz w:val="20"/>
+                <w:szCs w:val="20"/>
+              </w:rPr>
+              <w:lastRenderedPageBreak/>
+              <w:t>present descriptive data for Philadelphia as well as demonstrate the process, feasibility, and utility of conducting an analysis using City Council districts.”</w:t>
             </w:r>
             <w:r>
               <w:rPr>
@@ -1444,6 +1379,7 @@
           <w:sz w:val="20"/>
           <w:szCs w:val="20"/>
         </w:rPr>
+        <w:lastRenderedPageBreak/>
         <w:br/>
       </w:r>
       <w:r>
@@ -2180,7 +2116,6 @@
           <w:szCs w:val="20"/>
           <w:shd w:val="clear" w:color="auto" w:fill="FFFFFF"/>
         </w:rPr>
-        <w:lastRenderedPageBreak/>
         <w:t xml:space="preserve">Similarly not much is mentioned for health insurance - it's seems like an unusual pairing.  The authors might consider taking a domain </w:t>
       </w:r>
       <w:r>
@@ -2331,6 +2266,7 @@
           <w:szCs w:val="20"/>
           <w:shd w:val="clear" w:color="auto" w:fill="FFFFFF"/>
         </w:rPr>
+        <w:lastRenderedPageBreak/>
         <w:t>Canopy cover and the heat vulnerability measures might be a better pairing. They are arguably not health metrics, they are (urban) environment metrics that link to health and policy responses might be complementary, as alluded to on line 111 in the Discussion.  This could be the focus of the paper. Also, the study could be expanded to include existing policies and how they connect to the maps and results.</w:t>
       </w:r>
     </w:p>
@@ -2999,18 +2935,7 @@
           <w:szCs w:val="20"/>
           <w:shd w:val="clear" w:color="auto" w:fill="FFFFFF"/>
         </w:rPr>
-        <w:t xml:space="preserve">The Introduction mentions the word 'inequities', but ideally some explanation of it would help the reader understand it in this context and would set the scene for the mapping that comes in the Results. The authors might consider mapping some demographic aspects to help identify areas that have vulnerable populations. This would also provide valuable information on how the distribution of tree-canopy cover impacts people, and whether there is double </w:t>
-      </w:r>
-      <w:r>
-        <w:rPr>
-          <w:rFonts w:ascii="Times New Roman" w:hAnsi="Times New Roman" w:cs="Times New Roman"/>
-          <w:color w:val="222222"/>
-          <w:sz w:val="20"/>
-          <w:szCs w:val="20"/>
-          <w:shd w:val="clear" w:color="auto" w:fill="FFFFFF"/>
-        </w:rPr>
-        <w:lastRenderedPageBreak/>
-        <w:t>disadvantage occurring.  The over-laying of the within district maps across the metrics could provide useful information, yet this is only briefly mentioned in the Discussion, but could be more extensively mentioned in the Results.</w:t>
+        <w:t>The Introduction mentions the word 'inequities', but ideally some explanation of it would help the reader understand it in this context and would set the scene for the mapping that comes in the Results. The authors might consider mapping some demographic aspects to help identify areas that have vulnerable populations. This would also provide valuable information on how the distribution of tree-canopy cover impacts people, and whether there is double disadvantage occurring.  The over-laying of the within district maps across the metrics could provide useful information, yet this is only briefly mentioned in the Discussion, but could be more extensively mentioned in the Results.</w:t>
       </w:r>
       <w:r>
         <w:rPr>
@@ -3142,6 +3067,7 @@
           <w:szCs w:val="20"/>
           <w:shd w:val="clear" w:color="auto" w:fill="FFFFFF"/>
         </w:rPr>
+        <w:lastRenderedPageBreak/>
         <w:t>References:</w:t>
       </w:r>
     </w:p>
@@ -3655,18 +3581,7 @@
           <w:szCs w:val="20"/>
           <w:shd w:val="clear" w:color="auto" w:fill="FFFFFF"/>
         </w:rPr>
-        <w:t xml:space="preserve">-       The methods used to undertake the population/area weighting were somewhat opaque. I recognise the authors </w:t>
-      </w:r>
-      <w:r>
-        <w:rPr>
-          <w:rFonts w:ascii="Times New Roman" w:hAnsi="Times New Roman" w:cs="Times New Roman"/>
-          <w:color w:val="222222"/>
-          <w:sz w:val="20"/>
-          <w:szCs w:val="20"/>
-          <w:shd w:val="clear" w:color="auto" w:fill="FFFFFF"/>
-        </w:rPr>
-        <w:lastRenderedPageBreak/>
-        <w:t>have cited more detailed methods elsewhere, however please consider providing more detail on the population and area weighting approaches in this manuscript by either editing the text to make it more explicit and/or adding a sentence or two.</w:t>
+        <w:t>-       The methods used to undertake the population/area weighting were somewhat opaque. I recognise the authors have cited more detailed methods elsewhere, however please consider providing more detail on the population and area weighting approaches in this manuscript by either editing the text to make it more explicit and/or adding a sentence or two.</w:t>
       </w:r>
     </w:p>
     <w:tbl>
@@ -3810,7 +3725,18 @@
                 <w:sz w:val="20"/>
                 <w:szCs w:val="20"/>
               </w:rPr>
-              <w:t xml:space="preserve"> to generate district-level estimates</w:t>
+              <w:t xml:space="preserve"> to generate district-level </w:t>
+            </w:r>
+            <w:r>
+              <w:rPr>
+                <w:rFonts w:ascii="Times New Roman" w:eastAsia="Aptos" w:hAnsi="Times New Roman" w:cs="Times New Roman"/>
+                <w:i/>
+                <w:iCs/>
+                <w:sz w:val="20"/>
+                <w:szCs w:val="20"/>
+              </w:rPr>
+              <w:lastRenderedPageBreak/>
+              <w:t>estimates</w:t>
             </w:r>
             <w:r>
               <w:rPr>
@@ -4080,6 +4006,7 @@
           <w:sz w:val="20"/>
           <w:szCs w:val="20"/>
         </w:rPr>
+        <w:lastRenderedPageBreak/>
         <w:br/>
       </w:r>
       <w:r>
@@ -4545,7 +4472,6 @@
                 <w:szCs w:val="20"/>
                 <w:shd w:val="clear" w:color="auto" w:fill="FFFFFF"/>
               </w:rPr>
-              <w:lastRenderedPageBreak/>
               <w:t>“</w:t>
             </w:r>
             <w:r>
@@ -4798,6 +4724,7 @@
                 <w:szCs w:val="20"/>
                 <w:highlight w:val="yellow"/>
               </w:rPr>
+              <w:lastRenderedPageBreak/>
               <w:t>“</w:t>
             </w:r>
             <w:r>
@@ -5779,7 +5706,6 @@
                 <w:szCs w:val="20"/>
                 <w:shd w:val="clear" w:color="auto" w:fill="FFFFFF"/>
               </w:rPr>
-              <w:lastRenderedPageBreak/>
               <w:t xml:space="preserve">Response: </w:t>
             </w:r>
             <w:r>
@@ -5847,6 +5773,37 @@
           <w:shd w:val="clear" w:color="auto" w:fill="FFFFFF"/>
         </w:rPr>
         <w:t>Uncertainty/precision: even a brief report should mention variance estimation (e.g., propagation of ACS MOEs to district estimates, or a note that precision is not shown and is a limitation). Year mismatch: ACS (2018-22) vs canopy (2019).</w:t>
+      </w:r>
+      <w:r>
+        <w:rPr>
+          <w:rFonts w:ascii="Times New Roman" w:hAnsi="Times New Roman" w:cs="Times New Roman"/>
+          <w:color w:val="222222"/>
+          <w:sz w:val="20"/>
+          <w:szCs w:val="20"/>
+          <w:shd w:val="clear" w:color="auto" w:fill="FFFFFF"/>
+        </w:rPr>
+        <w:t xml:space="preserve"> </w:t>
+      </w:r>
+      <w:r>
+        <w:rPr>
+          <w:rFonts w:ascii="Times New Roman" w:hAnsi="Times New Roman" w:cs="Times New Roman"/>
+          <w:color w:val="222222"/>
+          <w:sz w:val="20"/>
+          <w:szCs w:val="20"/>
+          <w:shd w:val="clear" w:color="auto" w:fill="FFFFFF"/>
+        </w:rPr>
+        <w:t>Add a one</w:t>
+      </w:r>
+      <w:r>
+        <w:rPr>
+          <w:rFonts w:ascii="Times New Roman" w:hAnsi="Times New Roman" w:cs="Times New Roman"/>
+          <w:color w:val="222222"/>
+          <w:sz w:val="20"/>
+          <w:szCs w:val="20"/>
+          <w:shd w:val="clear" w:color="auto" w:fill="FFFFFF"/>
+        </w:rPr>
+        <w:noBreakHyphen/>
+        <w:t>line caveat that indicators come from different years and are descriptive (not causal or concurrent trends).</w:t>
       </w:r>
     </w:p>
     <w:tbl>
@@ -5872,6 +5829,131 @@
                 <w:szCs w:val="20"/>
               </w:rPr>
             </w:pPr>
+            <w:r>
+              <w:rPr>
+                <w:rFonts w:ascii="Times New Roman" w:hAnsi="Times New Roman" w:cs="Times New Roman"/>
+                <w:b/>
+                <w:bCs/>
+                <w:color w:val="222222"/>
+                <w:sz w:val="20"/>
+                <w:szCs w:val="20"/>
+              </w:rPr>
+              <w:t xml:space="preserve">Response: </w:t>
+            </w:r>
+            <w:r>
+              <w:rPr>
+                <w:rFonts w:ascii="Times New Roman" w:hAnsi="Times New Roman" w:cs="Times New Roman"/>
+                <w:color w:val="222222"/>
+                <w:sz w:val="20"/>
+                <w:szCs w:val="20"/>
+              </w:rPr>
+              <w:t xml:space="preserve">We have added in the MOEs from the ACS for the health insurance variable. </w:t>
+            </w:r>
+            <w:r>
+              <w:rPr>
+                <w:rFonts w:ascii="Times New Roman" w:hAnsi="Times New Roman" w:cs="Times New Roman"/>
+                <w:color w:val="222222"/>
+                <w:sz w:val="20"/>
+                <w:szCs w:val="20"/>
+              </w:rPr>
+              <w:t xml:space="preserve">The years are not the same because the tree canopy data were only available for 2019. Because we are not directly comparing them, it is ok that they years are mismatched. </w:t>
+            </w:r>
+            <w:r>
+              <w:rPr>
+                <w:rFonts w:ascii="Times New Roman" w:hAnsi="Times New Roman" w:cs="Times New Roman"/>
+                <w:color w:val="222222"/>
+                <w:sz w:val="20"/>
+                <w:szCs w:val="20"/>
+              </w:rPr>
+              <w:t xml:space="preserve"> </w:t>
+            </w:r>
+          </w:p>
+          <w:p>
+            <w:pPr>
+              <w:rPr>
+                <w:rFonts w:ascii="Times New Roman" w:hAnsi="Times New Roman" w:cs="Times New Roman"/>
+                <w:color w:val="222222"/>
+                <w:sz w:val="20"/>
+                <w:szCs w:val="20"/>
+              </w:rPr>
+            </w:pPr>
+          </w:p>
+          <w:p>
+            <w:pPr>
+              <w:rPr>
+                <w:rFonts w:ascii="Times New Roman" w:hAnsi="Times New Roman" w:cs="Times New Roman"/>
+                <w:color w:val="222222"/>
+                <w:sz w:val="20"/>
+                <w:szCs w:val="20"/>
+              </w:rPr>
+            </w:pPr>
+            <w:r>
+              <w:rPr>
+                <w:rFonts w:ascii="Times New Roman" w:hAnsi="Times New Roman" w:cs="Times New Roman"/>
+                <w:color w:val="222222"/>
+                <w:sz w:val="20"/>
+                <w:szCs w:val="20"/>
+              </w:rPr>
+              <w:t>We have added the following sentence:</w:t>
+            </w:r>
+          </w:p>
+          <w:p>
+            <w:pPr>
+              <w:rPr>
+                <w:rFonts w:ascii="Times New Roman" w:hAnsi="Times New Roman" w:cs="Times New Roman"/>
+                <w:i/>
+                <w:iCs/>
+                <w:color w:val="222222"/>
+                <w:sz w:val="20"/>
+                <w:szCs w:val="20"/>
+              </w:rPr>
+            </w:pPr>
+            <w:commentRangeStart w:id="1"/>
+            <w:r>
+              <w:rPr>
+                <w:rFonts w:ascii="Times New Roman" w:hAnsi="Times New Roman" w:cs="Times New Roman"/>
+                <w:i/>
+                <w:iCs/>
+                <w:color w:val="222222"/>
+                <w:sz w:val="20"/>
+                <w:szCs w:val="20"/>
+              </w:rPr>
+              <w:t>“</w:t>
+            </w:r>
+            <w:r>
+              <w:rPr>
+                <w:rFonts w:ascii="Times New Roman" w:hAnsi="Times New Roman" w:cs="Times New Roman"/>
+                <w:i/>
+                <w:iCs/>
+                <w:sz w:val="20"/>
+                <w:szCs w:val="20"/>
+                <w:highlight w:val="yellow"/>
+              </w:rPr>
+              <w:t>The two indicators differ in years, which is valid as this is a descriptive not causal analysis</w:t>
+            </w:r>
+            <w:r>
+              <w:rPr>
+                <w:rFonts w:ascii="Times New Roman" w:hAnsi="Times New Roman" w:cs="Times New Roman"/>
+                <w:i/>
+                <w:iCs/>
+                <w:sz w:val="20"/>
+                <w:szCs w:val="20"/>
+              </w:rPr>
+              <w:t>.”</w:t>
+            </w:r>
+            <w:commentRangeEnd w:id="1"/>
+            <w:r>
+              <w:rPr>
+                <w:rStyle w:val="CommentReference"/>
+                <w:rFonts w:ascii="Times New Roman" w:hAnsi="Times New Roman" w:cs="Times New Roman"/>
+                <w:i/>
+                <w:iCs/>
+                <w:color w:val="222222"/>
+                <w:sz w:val="20"/>
+                <w:szCs w:val="20"/>
+              </w:rPr>
+              <w:commentReference w:id="1"/>
+            </w:r>
           </w:p>
         </w:tc>
       </w:tr>
@@ -5886,35 +5968,26 @@
           <w:shd w:val="clear" w:color="auto" w:fill="FFFFFF"/>
         </w:rPr>
       </w:pPr>
-      <w:r>
-        <w:rPr>
-          <w:rFonts w:ascii="Times New Roman" w:hAnsi="Times New Roman" w:cs="Times New Roman"/>
-          <w:color w:val="222222"/>
-          <w:sz w:val="20"/>
-          <w:szCs w:val="20"/>
-        </w:rPr>
-        <w:br/>
-      </w:r>
-      <w:r>
-        <w:rPr>
-          <w:rFonts w:ascii="Times New Roman" w:hAnsi="Times New Roman" w:cs="Times New Roman"/>
-          <w:color w:val="222222"/>
-          <w:sz w:val="20"/>
-          <w:szCs w:val="20"/>
-          <w:shd w:val="clear" w:color="auto" w:fill="FFFFFF"/>
-        </w:rPr>
-        <w:t>Add a one</w:t>
-      </w:r>
-      <w:r>
-        <w:rPr>
-          <w:rFonts w:ascii="Times New Roman" w:hAnsi="Times New Roman" w:cs="Times New Roman"/>
-          <w:color w:val="222222"/>
-          <w:sz w:val="20"/>
-          <w:szCs w:val="20"/>
-          <w:shd w:val="clear" w:color="auto" w:fill="FFFFFF"/>
-        </w:rPr>
-        <w:noBreakHyphen/>
-        <w:t xml:space="preserve">line caveat that indicators come from different years and are descriptive (not causal or concurrent trends). </w:t>
+    </w:p>
+    <w:p>
+      <w:pPr>
+        <w:rPr>
+          <w:rFonts w:ascii="Times New Roman" w:hAnsi="Times New Roman" w:cs="Times New Roman"/>
+          <w:color w:val="222222"/>
+          <w:sz w:val="20"/>
+          <w:szCs w:val="20"/>
+          <w:shd w:val="clear" w:color="auto" w:fill="FFFFFF"/>
+        </w:rPr>
+      </w:pPr>
+      <w:r>
+        <w:rPr>
+          <w:rFonts w:ascii="Times New Roman" w:hAnsi="Times New Roman" w:cs="Times New Roman"/>
+          <w:color w:val="222222"/>
+          <w:sz w:val="20"/>
+          <w:szCs w:val="20"/>
+          <w:shd w:val="clear" w:color="auto" w:fill="FFFFFF"/>
+        </w:rPr>
+        <w:t xml:space="preserve">Heterogeneity metric: you use standard deviation within and between districts. That's acceptable but perhaps add a sentence explaining why SD (vs IQR, coefficient of variation, ICC) was chosen, and that it's used here to illustrate dispersion rather than to support inferential claims. </w:t>
       </w:r>
     </w:p>
     <w:tbl>
@@ -5941,6 +6014,98 @@
                 <w:shd w:val="clear" w:color="auto" w:fill="FFFFFF"/>
               </w:rPr>
             </w:pPr>
+            <w:r>
+              <w:rPr>
+                <w:rFonts w:ascii="Times New Roman" w:hAnsi="Times New Roman" w:cs="Times New Roman"/>
+                <w:b/>
+                <w:bCs/>
+                <w:color w:val="000000" w:themeColor="text1"/>
+                <w:sz w:val="20"/>
+                <w:szCs w:val="20"/>
+              </w:rPr>
+              <w:t xml:space="preserve">Response: </w:t>
+            </w:r>
+            <w:r>
+              <w:rPr>
+                <w:rFonts w:ascii="Times New Roman" w:hAnsi="Times New Roman" w:cs="Times New Roman"/>
+                <w:color w:val="222222"/>
+                <w:sz w:val="20"/>
+                <w:szCs w:val="20"/>
+                <w:shd w:val="clear" w:color="auto" w:fill="FFFFFF"/>
+              </w:rPr>
+              <w:t>We include the following sentence:</w:t>
+            </w:r>
+          </w:p>
+          <w:p>
+            <w:pPr>
+              <w:rPr>
+                <w:rFonts w:ascii="Times New Roman" w:hAnsi="Times New Roman" w:cs="Times New Roman"/>
+                <w:color w:val="222222"/>
+                <w:sz w:val="20"/>
+                <w:szCs w:val="20"/>
+                <w:shd w:val="clear" w:color="auto" w:fill="FFFFFF"/>
+              </w:rPr>
+            </w:pPr>
+          </w:p>
+          <w:p>
+            <w:pPr>
+              <w:rPr>
+                <w:rFonts w:ascii="Times New Roman" w:hAnsi="Times New Roman" w:cs="Times New Roman"/>
+                <w:i/>
+                <w:iCs/>
+                <w:color w:val="222222"/>
+                <w:sz w:val="20"/>
+                <w:szCs w:val="20"/>
+                <w:shd w:val="clear" w:color="auto" w:fill="FFFFFF"/>
+              </w:rPr>
+            </w:pPr>
+            <w:commentRangeStart w:id="2"/>
+            <w:r>
+              <w:rPr>
+                <w:rFonts w:ascii="Times New Roman" w:hAnsi="Times New Roman" w:cs="Times New Roman"/>
+                <w:i/>
+                <w:iCs/>
+                <w:color w:val="222222"/>
+                <w:sz w:val="20"/>
+                <w:szCs w:val="20"/>
+                <w:shd w:val="clear" w:color="auto" w:fill="FFFFFF"/>
+              </w:rPr>
+              <w:t>“</w:t>
+            </w:r>
+            <w:r>
+              <w:rPr>
+                <w:rFonts w:ascii="Times New Roman" w:hAnsi="Times New Roman" w:cs="Times New Roman"/>
+                <w:i/>
+                <w:iCs/>
+                <w:sz w:val="20"/>
+                <w:szCs w:val="20"/>
+              </w:rPr>
+              <w:t>Then, to understand the degree of heterogeneity both between and within districts, we calculated and reported the standard deviation of the census tract values within each district and the city-wide value for the standard deviation between district level values.</w:t>
+            </w:r>
+            <w:r>
+              <w:rPr>
+                <w:rFonts w:ascii="Times New Roman" w:hAnsi="Times New Roman" w:cs="Times New Roman"/>
+                <w:i/>
+                <w:iCs/>
+                <w:sz w:val="20"/>
+                <w:szCs w:val="20"/>
+              </w:rPr>
+              <w:t>”</w:t>
+            </w:r>
+            <w:commentRangeEnd w:id="2"/>
+            <w:r>
+              <w:rPr>
+                <w:rStyle w:val="CommentReference"/>
+                <w:rFonts w:ascii="Times New Roman" w:hAnsi="Times New Roman" w:cs="Times New Roman"/>
+                <w:i/>
+                <w:iCs/>
+                <w:color w:val="222222"/>
+                <w:sz w:val="20"/>
+                <w:szCs w:val="20"/>
+                <w:shd w:val="clear" w:color="auto" w:fill="FFFFFF"/>
+              </w:rPr>
+              <w:commentReference w:id="2"/>
+            </w:r>
           </w:p>
         </w:tc>
       </w:tr>
@@ -5974,7 +6139,7 @@
           <w:szCs w:val="20"/>
           <w:shd w:val="clear" w:color="auto" w:fill="FFFFFF"/>
         </w:rPr>
-        <w:t xml:space="preserve">Heterogeneity metric: you use standard deviation within and between districts. That's acceptable but perhaps add a sentence explaining why SD (vs IQR, coefficient of variation, ICC) was chosen, and that it's used here to illustrate dispersion rather than to support inferential claims. </w:t>
+        <w:t>Could you provide the projection/CRS, software version for spatial ops (sf, exactextractr or similar if used), and the Shiny link already included; if possible, add a short data &amp; code availability statement??</w:t>
       </w:r>
     </w:p>
     <w:tbl>
@@ -5998,9 +6163,64 @@
                 <w:color w:val="222222"/>
                 <w:sz w:val="20"/>
                 <w:szCs w:val="20"/>
-                <w:shd w:val="clear" w:color="auto" w:fill="FFFFFF"/>
               </w:rPr>
             </w:pPr>
+            <w:r>
+              <w:rPr>
+                <w:rFonts w:ascii="Times New Roman" w:hAnsi="Times New Roman" w:cs="Times New Roman"/>
+                <w:b/>
+                <w:bCs/>
+                <w:color w:val="000000" w:themeColor="text1"/>
+                <w:sz w:val="20"/>
+                <w:szCs w:val="20"/>
+              </w:rPr>
+              <w:t xml:space="preserve">Response: </w:t>
+            </w:r>
+            <w:r>
+              <w:rPr>
+                <w:rFonts w:ascii="Times New Roman" w:hAnsi="Times New Roman" w:cs="Times New Roman"/>
+                <w:color w:val="000000" w:themeColor="text1"/>
+                <w:sz w:val="20"/>
+                <w:szCs w:val="20"/>
+              </w:rPr>
+              <w:t>The data</w:t>
+            </w:r>
+            <w:r>
+              <w:rPr>
+                <w:rFonts w:ascii="Times New Roman" w:hAnsi="Times New Roman" w:cs="Times New Roman"/>
+                <w:color w:val="000000" w:themeColor="text1"/>
+                <w:sz w:val="20"/>
+                <w:szCs w:val="20"/>
+              </w:rPr>
+              <w:t xml:space="preserve"> </w:t>
+            </w:r>
+            <w:r>
+              <w:rPr>
+                <w:rFonts w:ascii="Times New Roman" w:hAnsi="Times New Roman" w:cs="Times New Roman"/>
+                <w:color w:val="000000" w:themeColor="text1"/>
+                <w:sz w:val="20"/>
+                <w:szCs w:val="20"/>
+              </w:rPr>
+              <w:t xml:space="preserve">and code </w:t>
+            </w:r>
+            <w:r>
+              <w:rPr>
+                <w:rFonts w:ascii="Times New Roman" w:hAnsi="Times New Roman" w:cs="Times New Roman"/>
+                <w:color w:val="000000" w:themeColor="text1"/>
+                <w:sz w:val="20"/>
+                <w:szCs w:val="20"/>
+              </w:rPr>
+              <w:t xml:space="preserve">are available through the dashboard, </w:t>
+            </w:r>
+            <w:r>
+              <w:rPr>
+                <w:rFonts w:ascii="Times New Roman" w:hAnsi="Times New Roman" w:cs="Times New Roman"/>
+                <w:color w:val="000000" w:themeColor="text1"/>
+                <w:sz w:val="20"/>
+                <w:szCs w:val="20"/>
+              </w:rPr>
+              <w:t xml:space="preserve">which is linked in the paper. </w:t>
+            </w:r>
           </w:p>
         </w:tc>
       </w:tr>
@@ -6015,26 +6235,35 @@
           <w:shd w:val="clear" w:color="auto" w:fill="FFFFFF"/>
         </w:rPr>
       </w:pPr>
-    </w:p>
-    <w:p>
-      <w:pPr>
-        <w:rPr>
-          <w:rFonts w:ascii="Times New Roman" w:hAnsi="Times New Roman" w:cs="Times New Roman"/>
-          <w:color w:val="222222"/>
-          <w:sz w:val="20"/>
-          <w:szCs w:val="20"/>
-          <w:shd w:val="clear" w:color="auto" w:fill="FFFFFF"/>
-        </w:rPr>
-      </w:pPr>
-      <w:r>
-        <w:rPr>
-          <w:rFonts w:ascii="Times New Roman" w:hAnsi="Times New Roman" w:cs="Times New Roman"/>
-          <w:color w:val="222222"/>
-          <w:sz w:val="20"/>
-          <w:szCs w:val="20"/>
-          <w:shd w:val="clear" w:color="auto" w:fill="FFFFFF"/>
-        </w:rPr>
-        <w:t>Could you provide the projection/CRS, software version for spatial ops (sf, exactextractr or similar if used), and the Shiny link already included; if possible, add a short data &amp; code availability statement??</w:t>
+      <w:r>
+        <w:rPr>
+          <w:rFonts w:ascii="Times New Roman" w:hAnsi="Times New Roman" w:cs="Times New Roman"/>
+          <w:color w:val="222222"/>
+          <w:sz w:val="20"/>
+          <w:szCs w:val="20"/>
+        </w:rPr>
+        <w:br/>
+      </w:r>
+      <w:r>
+        <w:rPr>
+          <w:rFonts w:ascii="Times New Roman" w:hAnsi="Times New Roman" w:cs="Times New Roman"/>
+          <w:color w:val="222222"/>
+          <w:sz w:val="20"/>
+          <w:szCs w:val="20"/>
+          <w:shd w:val="clear" w:color="auto" w:fill="FFFFFF"/>
+        </w:rPr>
+        <w:t>Results. Largely delivers what the brief report promises: ranges by district plus within</w:t>
+      </w:r>
+      <w:r>
+        <w:rPr>
+          <w:rFonts w:ascii="Times New Roman" w:hAnsi="Times New Roman" w:cs="Times New Roman"/>
+          <w:color w:val="222222"/>
+          <w:sz w:val="20"/>
+          <w:szCs w:val="20"/>
+          <w:shd w:val="clear" w:color="auto" w:fill="FFFFFF"/>
+        </w:rPr>
+        <w:noBreakHyphen/>
+        <w:t xml:space="preserve">district variation for each metric. Good use of a clear headline contrast (e.g., uninsured 4.9% to 11.7%; canopy city mean 9.8% with extremes by district).  </w:t>
       </w:r>
     </w:p>
     <w:tbl>
@@ -6058,16 +6287,18 @@
                 <w:color w:val="222222"/>
                 <w:sz w:val="20"/>
                 <w:szCs w:val="20"/>
+                <w:shd w:val="clear" w:color="auto" w:fill="FFFFFF"/>
               </w:rPr>
             </w:pPr>
             <w:r>
               <w:rPr>
                 <w:rFonts w:ascii="Times New Roman" w:hAnsi="Times New Roman" w:cs="Times New Roman"/>
-                <w:color w:val="EE0000"/>
-                <w:sz w:val="20"/>
-                <w:szCs w:val="20"/>
-              </w:rPr>
-              <w:t>Add the citation for R</w:t>
+                <w:color w:val="222222"/>
+                <w:sz w:val="20"/>
+                <w:szCs w:val="20"/>
+                <w:shd w:val="clear" w:color="auto" w:fill="FFFFFF"/>
+              </w:rPr>
+              <w:t>Thank you!</w:t>
             </w:r>
           </w:p>
         </w:tc>
@@ -6083,35 +6314,26 @@
           <w:shd w:val="clear" w:color="auto" w:fill="FFFFFF"/>
         </w:rPr>
       </w:pPr>
-      <w:r>
-        <w:rPr>
-          <w:rFonts w:ascii="Times New Roman" w:hAnsi="Times New Roman" w:cs="Times New Roman"/>
-          <w:color w:val="222222"/>
-          <w:sz w:val="20"/>
-          <w:szCs w:val="20"/>
-        </w:rPr>
-        <w:br/>
-      </w:r>
-      <w:r>
-        <w:rPr>
-          <w:rFonts w:ascii="Times New Roman" w:hAnsi="Times New Roman" w:cs="Times New Roman"/>
-          <w:color w:val="222222"/>
-          <w:sz w:val="20"/>
-          <w:szCs w:val="20"/>
-          <w:shd w:val="clear" w:color="auto" w:fill="FFFFFF"/>
-        </w:rPr>
-        <w:t>Results. Largely delivers what the brief report promises: ranges by district plus within</w:t>
-      </w:r>
-      <w:r>
-        <w:rPr>
-          <w:rFonts w:ascii="Times New Roman" w:hAnsi="Times New Roman" w:cs="Times New Roman"/>
-          <w:color w:val="222222"/>
-          <w:sz w:val="20"/>
-          <w:szCs w:val="20"/>
-          <w:shd w:val="clear" w:color="auto" w:fill="FFFFFF"/>
-        </w:rPr>
-        <w:noBreakHyphen/>
-        <w:t xml:space="preserve">district variation for each metric. Good use of a clear headline contrast (e.g., uninsured 4.9% to 11.7%; canopy city mean 9.8% with extremes by district).  </w:t>
+    </w:p>
+    <w:p>
+      <w:pPr>
+        <w:rPr>
+          <w:rFonts w:ascii="Times New Roman" w:hAnsi="Times New Roman" w:cs="Times New Roman"/>
+          <w:color w:val="222222"/>
+          <w:sz w:val="20"/>
+          <w:szCs w:val="20"/>
+          <w:shd w:val="clear" w:color="auto" w:fill="FFFFFF"/>
+        </w:rPr>
+      </w:pPr>
+      <w:r>
+        <w:rPr>
+          <w:rFonts w:ascii="Times New Roman" w:hAnsi="Times New Roman" w:cs="Times New Roman"/>
+          <w:color w:val="222222"/>
+          <w:sz w:val="20"/>
+          <w:szCs w:val="20"/>
+          <w:shd w:val="clear" w:color="auto" w:fill="FFFFFF"/>
+        </w:rPr>
+        <w:t xml:space="preserve">Several areas require improvements. Contextual baselines - you need to add one citywide reference for each metric (you do for canopy; do the same explicitly for uninsured beyond the 7.2% average mentioned earlier) so readers can gauge magnitude. </w:t>
       </w:r>
     </w:p>
     <w:tbl>
@@ -6138,6 +6360,28 @@
                 <w:shd w:val="clear" w:color="auto" w:fill="FFFFFF"/>
               </w:rPr>
             </w:pPr>
+            <w:r>
+              <w:rPr>
+                <w:rFonts w:ascii="Times New Roman" w:hAnsi="Times New Roman" w:cs="Times New Roman"/>
+                <w:b/>
+                <w:bCs/>
+                <w:color w:val="222222"/>
+                <w:sz w:val="20"/>
+                <w:szCs w:val="20"/>
+                <w:shd w:val="clear" w:color="auto" w:fill="FFFFFF"/>
+              </w:rPr>
+              <w:t xml:space="preserve">Response: </w:t>
+            </w:r>
+            <w:r>
+              <w:rPr>
+                <w:rFonts w:ascii="Times New Roman" w:hAnsi="Times New Roman" w:cs="Times New Roman"/>
+                <w:color w:val="222222"/>
+                <w:sz w:val="20"/>
+                <w:szCs w:val="20"/>
+                <w:shd w:val="clear" w:color="auto" w:fill="FFFFFF"/>
+              </w:rPr>
+              <w:t xml:space="preserve">we have added in the citywide average for the uninsurance metric. </w:t>
+            </w:r>
           </w:p>
         </w:tc>
       </w:tr>
@@ -6171,7 +6415,81 @@
           <w:szCs w:val="20"/>
           <w:shd w:val="clear" w:color="auto" w:fill="FFFFFF"/>
         </w:rPr>
-        <w:t xml:space="preserve">Several areas require improvements. Contextual baselines - you need to add one citywide reference for each metric (you do for canopy; do the same explicitly for uninsured beyond the 7.2% average mentioned earlier) so readers can gauge magnitude. </w:t>
+        <w:t>Within</w:t>
+      </w:r>
+      <w:r>
+        <w:rPr>
+          <w:rFonts w:ascii="Times New Roman" w:hAnsi="Times New Roman" w:cs="Times New Roman"/>
+          <w:color w:val="222222"/>
+          <w:sz w:val="20"/>
+          <w:szCs w:val="20"/>
+          <w:shd w:val="clear" w:color="auto" w:fill="FFFFFF"/>
+        </w:rPr>
+        <w:noBreakHyphen/>
+        <w:t xml:space="preserve"> vs between</w:t>
+      </w:r>
+      <w:r>
+        <w:rPr>
+          <w:rFonts w:ascii="Times New Roman" w:hAnsi="Times New Roman" w:cs="Times New Roman"/>
+          <w:color w:val="222222"/>
+          <w:sz w:val="20"/>
+          <w:szCs w:val="20"/>
+          <w:shd w:val="clear" w:color="auto" w:fill="FFFFFF"/>
+        </w:rPr>
+        <w:noBreakHyphen/>
+        <w:t>district dispersion: after reporting SDs, add one interpretive sentence (e.g., "Within</w:t>
+      </w:r>
+      <w:r>
+        <w:rPr>
+          <w:rFonts w:ascii="Times New Roman" w:hAnsi="Times New Roman" w:cs="Times New Roman"/>
+          <w:color w:val="222222"/>
+          <w:sz w:val="20"/>
+          <w:szCs w:val="20"/>
+          <w:shd w:val="clear" w:color="auto" w:fill="FFFFFF"/>
+        </w:rPr>
+        <w:noBreakHyphen/>
+        <w:t>district variability in insurance was greater than between</w:t>
+      </w:r>
+      <w:r>
+        <w:rPr>
+          <w:rFonts w:ascii="Times New Roman" w:hAnsi="Times New Roman" w:cs="Times New Roman"/>
+          <w:color w:val="222222"/>
+          <w:sz w:val="20"/>
+          <w:szCs w:val="20"/>
+          <w:shd w:val="clear" w:color="auto" w:fill="FFFFFF"/>
+        </w:rPr>
+        <w:noBreakHyphen/>
+        <w:t>district variability in X of Y districts"), so the heterogeneity point is numerically clear. Park influence: you mention in discussion that large parks drive canopy; consider flagging here that the highest</w:t>
+      </w:r>
+      <w:r>
+        <w:rPr>
+          <w:rFonts w:ascii="Times New Roman" w:hAnsi="Times New Roman" w:cs="Times New Roman"/>
+          <w:color w:val="222222"/>
+          <w:sz w:val="20"/>
+          <w:szCs w:val="20"/>
+          <w:shd w:val="clear" w:color="auto" w:fill="FFFFFF"/>
+        </w:rPr>
+        <w:noBreakHyphen/>
+        <w:t>canopy districts include major park area, to connect results and interpretation seamlessly. Ensure the single figure (four</w:t>
+      </w:r>
+      <w:r>
+        <w:rPr>
+          <w:rFonts w:ascii="Times New Roman" w:hAnsi="Times New Roman" w:cs="Times New Roman"/>
+          <w:color w:val="222222"/>
+          <w:sz w:val="20"/>
+          <w:szCs w:val="20"/>
+        </w:rPr>
+        <w:t xml:space="preserve"> </w:t>
+      </w:r>
+      <w:r>
+        <w:rPr>
+          <w:rFonts w:ascii="Times New Roman" w:hAnsi="Times New Roman" w:cs="Times New Roman"/>
+          <w:color w:val="222222"/>
+          <w:sz w:val="20"/>
+          <w:szCs w:val="20"/>
+          <w:shd w:val="clear" w:color="auto" w:fill="FFFFFF"/>
+        </w:rPr>
+        <w:t>panes) is readable at journal scale (legends, consistent color scales for tract vs district, clear labels). If not, prioritize legibility over density.</w:t>
       </w:r>
     </w:p>
     <w:tbl>
@@ -6195,7 +6513,159 @@
                 <w:color w:val="222222"/>
                 <w:sz w:val="20"/>
                 <w:szCs w:val="20"/>
-                <w:shd w:val="clear" w:color="auto" w:fill="FFFFFF"/>
+              </w:rPr>
+            </w:pPr>
+            <w:r>
+              <w:rPr>
+                <w:rFonts w:ascii="Times New Roman" w:hAnsi="Times New Roman" w:cs="Times New Roman"/>
+                <w:b/>
+                <w:bCs/>
+                <w:color w:val="222222"/>
+                <w:sz w:val="20"/>
+                <w:szCs w:val="20"/>
+              </w:rPr>
+              <w:t xml:space="preserve">Response: </w:t>
+            </w:r>
+            <w:r>
+              <w:rPr>
+                <w:rFonts w:ascii="Times New Roman" w:hAnsi="Times New Roman" w:cs="Times New Roman"/>
+                <w:color w:val="222222"/>
+                <w:sz w:val="20"/>
+                <w:szCs w:val="20"/>
+              </w:rPr>
+              <w:t>W</w:t>
+            </w:r>
+            <w:r>
+              <w:rPr>
+                <w:rFonts w:ascii="Times New Roman" w:hAnsi="Times New Roman" w:cs="Times New Roman"/>
+                <w:color w:val="222222"/>
+                <w:sz w:val="20"/>
+                <w:szCs w:val="20"/>
+              </w:rPr>
+              <w:t>e</w:t>
+            </w:r>
+            <w:r>
+              <w:rPr>
+                <w:rFonts w:ascii="Times New Roman" w:hAnsi="Times New Roman" w:cs="Times New Roman"/>
+                <w:color w:val="222222"/>
+                <w:sz w:val="20"/>
+                <w:szCs w:val="20"/>
+              </w:rPr>
+              <w:t xml:space="preserve"> have added a sentence comparing the within and between district variations. </w:t>
+            </w:r>
+          </w:p>
+          <w:p>
+            <w:pPr>
+              <w:rPr>
+                <w:rFonts w:ascii="Times New Roman" w:hAnsi="Times New Roman" w:cs="Times New Roman"/>
+                <w:color w:val="222222"/>
+                <w:sz w:val="20"/>
+                <w:szCs w:val="20"/>
+              </w:rPr>
+            </w:pPr>
+          </w:p>
+          <w:p>
+            <w:pPr>
+              <w:rPr>
+                <w:rFonts w:ascii="Times New Roman" w:hAnsi="Times New Roman" w:cs="Times New Roman"/>
+                <w:i/>
+                <w:iCs/>
+                <w:sz w:val="20"/>
+                <w:szCs w:val="20"/>
+              </w:rPr>
+            </w:pPr>
+            <w:r>
+              <w:rPr>
+                <w:rFonts w:ascii="Times New Roman" w:hAnsi="Times New Roman" w:cs="Times New Roman"/>
+                <w:i/>
+                <w:iCs/>
+                <w:sz w:val="20"/>
+                <w:szCs w:val="20"/>
+                <w:highlight w:val="yellow"/>
+              </w:rPr>
+              <w:t>However, within districts variation was greater than between district variation for all districts</w:t>
+            </w:r>
+            <w:r>
+              <w:rPr>
+                <w:rFonts w:ascii="Times New Roman" w:hAnsi="Times New Roman" w:cs="Times New Roman"/>
+                <w:i/>
+                <w:iCs/>
+                <w:sz w:val="20"/>
+                <w:szCs w:val="20"/>
+              </w:rPr>
+              <w:t>. The district with the highest internal variation was district 6, which had a standard deviation of 5.5 and the district with the lowest was district 4, which had a standard deviation of 2.8</w:t>
+            </w:r>
+            <w:r>
+              <w:rPr>
+                <w:rFonts w:ascii="Times New Roman" w:hAnsi="Times New Roman" w:cs="Times New Roman"/>
+                <w:i/>
+                <w:iCs/>
+                <w:sz w:val="20"/>
+                <w:szCs w:val="20"/>
+              </w:rPr>
+              <w:t>.</w:t>
+            </w:r>
+          </w:p>
+          <w:p>
+            <w:pPr>
+              <w:rPr>
+                <w:rFonts w:ascii="Times New Roman" w:hAnsi="Times New Roman" w:cs="Times New Roman"/>
+                <w:i/>
+                <w:iCs/>
+                <w:sz w:val="20"/>
+                <w:szCs w:val="20"/>
+              </w:rPr>
+            </w:pPr>
+          </w:p>
+          <w:p>
+            <w:pPr>
+              <w:rPr>
+                <w:rFonts w:ascii="Times New Roman" w:hAnsi="Times New Roman" w:cs="Times New Roman"/>
+                <w:i/>
+                <w:iCs/>
+                <w:sz w:val="20"/>
+                <w:szCs w:val="20"/>
+              </w:rPr>
+            </w:pPr>
+            <w:r>
+              <w:rPr>
+                <w:rFonts w:ascii="Times New Roman" w:hAnsi="Times New Roman" w:cs="Times New Roman"/>
+                <w:i/>
+                <w:iCs/>
+                <w:sz w:val="20"/>
+                <w:szCs w:val="20"/>
+              </w:rPr>
+              <w:t xml:space="preserve"> </w:t>
+            </w:r>
+            <w:r>
+              <w:rPr>
+                <w:rFonts w:ascii="Times New Roman" w:hAnsi="Times New Roman" w:cs="Times New Roman"/>
+                <w:i/>
+                <w:iCs/>
+                <w:sz w:val="20"/>
+                <w:szCs w:val="20"/>
+                <w:highlight w:val="yellow"/>
+              </w:rPr>
+              <w:t>The within districts variation was greater than between district variation for all but two districts</w:t>
+            </w:r>
+            <w:r>
+              <w:rPr>
+                <w:rFonts w:ascii="Times New Roman" w:hAnsi="Times New Roman" w:cs="Times New Roman"/>
+                <w:i/>
+                <w:iCs/>
+                <w:sz w:val="20"/>
+                <w:szCs w:val="20"/>
+              </w:rPr>
+              <w:t xml:space="preserve"> (#1 and #5). The maps in Panels C and D of Figure 1 contain a visual representation. </w:t>
+            </w:r>
+          </w:p>
+          <w:p>
+            <w:pPr>
+              <w:rPr>
+                <w:rFonts w:ascii="Times New Roman" w:hAnsi="Times New Roman" w:cs="Times New Roman"/>
+                <w:color w:val="222222"/>
+                <w:sz w:val="20"/>
+                <w:szCs w:val="20"/>
               </w:rPr>
             </w:pPr>
           </w:p>
@@ -6212,6 +6682,91 @@
           <w:shd w:val="clear" w:color="auto" w:fill="FFFFFF"/>
         </w:rPr>
       </w:pPr>
+      <w:r>
+        <w:rPr>
+          <w:rFonts w:ascii="Times New Roman" w:hAnsi="Times New Roman" w:cs="Times New Roman"/>
+          <w:color w:val="222222"/>
+          <w:sz w:val="20"/>
+          <w:szCs w:val="20"/>
+        </w:rPr>
+        <w:br/>
+      </w:r>
+      <w:r>
+        <w:rPr>
+          <w:rFonts w:ascii="Times New Roman" w:hAnsi="Times New Roman" w:cs="Times New Roman"/>
+          <w:color w:val="222222"/>
+          <w:sz w:val="20"/>
+          <w:szCs w:val="20"/>
+          <w:shd w:val="clear" w:color="auto" w:fill="FFFFFF"/>
+        </w:rPr>
+        <w:t>Discussion. Nice policy</w:t>
+      </w:r>
+      <w:r>
+        <w:rPr>
+          <w:rFonts w:ascii="Times New Roman" w:hAnsi="Times New Roman" w:cs="Times New Roman"/>
+          <w:color w:val="222222"/>
+          <w:sz w:val="20"/>
+          <w:szCs w:val="20"/>
+          <w:shd w:val="clear" w:color="auto" w:fill="FFFFFF"/>
+        </w:rPr>
+        <w:noBreakHyphen/>
+        <w:t>facing interpretation that connects metrics to actionable levers (tree planting, cooling centers, enrollment/outreach). Highlights within</w:t>
+      </w:r>
+      <w:r>
+        <w:rPr>
+          <w:rFonts w:ascii="Times New Roman" w:hAnsi="Times New Roman" w:cs="Times New Roman"/>
+          <w:color w:val="222222"/>
+          <w:sz w:val="20"/>
+          <w:szCs w:val="20"/>
+          <w:shd w:val="clear" w:color="auto" w:fill="FFFFFF"/>
+        </w:rPr>
+        <w:noBreakHyphen/>
+        <w:t xml:space="preserve">district heterogeneity and the risk of relying on district averages </w:t>
+      </w:r>
+      <w:r>
+        <w:rPr>
+          <w:rFonts w:ascii="Times New Roman" w:hAnsi="Times New Roman" w:cs="Times New Roman"/>
+          <w:color w:val="222222"/>
+          <w:sz w:val="20"/>
+          <w:szCs w:val="20"/>
+          <w:shd w:val="clear" w:color="auto" w:fill="FFFFFF"/>
+        </w:rPr>
+        <w:lastRenderedPageBreak/>
+        <w:t>alone—this is the key insight to justify political</w:t>
+      </w:r>
+      <w:r>
+        <w:rPr>
+          <w:rFonts w:ascii="Times New Roman" w:hAnsi="Times New Roman" w:cs="Times New Roman"/>
+          <w:color w:val="222222"/>
+          <w:sz w:val="20"/>
+          <w:szCs w:val="20"/>
+          <w:shd w:val="clear" w:color="auto" w:fill="FFFFFF"/>
+        </w:rPr>
+        <w:noBreakHyphen/>
+        <w:t>district reporting with tract drill</w:t>
+      </w:r>
+      <w:r>
+        <w:rPr>
+          <w:rFonts w:ascii="Times New Roman" w:hAnsi="Times New Roman" w:cs="Times New Roman"/>
+          <w:color w:val="222222"/>
+          <w:sz w:val="20"/>
+          <w:szCs w:val="20"/>
+          <w:shd w:val="clear" w:color="auto" w:fill="FFFFFF"/>
+        </w:rPr>
+        <w:noBreakHyphen/>
+        <w:t>downs. Notes the potential role of gerrymandering in shaping heterogeneity—relevant and thought</w:t>
+      </w:r>
+      <w:r>
+        <w:rPr>
+          <w:rFonts w:ascii="Times New Roman" w:hAnsi="Times New Roman" w:cs="Times New Roman"/>
+          <w:color w:val="222222"/>
+          <w:sz w:val="20"/>
+          <w:szCs w:val="20"/>
+          <w:shd w:val="clear" w:color="auto" w:fill="FFFFFF"/>
+        </w:rPr>
+        <w:noBreakHyphen/>
+        <w:t xml:space="preserve">provoking. </w:t>
+      </w:r>
     </w:p>
     <w:p>
       <w:pPr>
@@ -6231,81 +6786,7 @@
           <w:szCs w:val="20"/>
           <w:shd w:val="clear" w:color="auto" w:fill="FFFFFF"/>
         </w:rPr>
-        <w:t>Within</w:t>
-      </w:r>
-      <w:r>
-        <w:rPr>
-          <w:rFonts w:ascii="Times New Roman" w:hAnsi="Times New Roman" w:cs="Times New Roman"/>
-          <w:color w:val="222222"/>
-          <w:sz w:val="20"/>
-          <w:szCs w:val="20"/>
-          <w:shd w:val="clear" w:color="auto" w:fill="FFFFFF"/>
-        </w:rPr>
-        <w:noBreakHyphen/>
-        <w:t xml:space="preserve"> vs between</w:t>
-      </w:r>
-      <w:r>
-        <w:rPr>
-          <w:rFonts w:ascii="Times New Roman" w:hAnsi="Times New Roman" w:cs="Times New Roman"/>
-          <w:color w:val="222222"/>
-          <w:sz w:val="20"/>
-          <w:szCs w:val="20"/>
-          <w:shd w:val="clear" w:color="auto" w:fill="FFFFFF"/>
-        </w:rPr>
-        <w:noBreakHyphen/>
-        <w:t>district dispersion: after reporting SDs, add one interpretive sentence (e.g., "Within</w:t>
-      </w:r>
-      <w:r>
-        <w:rPr>
-          <w:rFonts w:ascii="Times New Roman" w:hAnsi="Times New Roman" w:cs="Times New Roman"/>
-          <w:color w:val="222222"/>
-          <w:sz w:val="20"/>
-          <w:szCs w:val="20"/>
-          <w:shd w:val="clear" w:color="auto" w:fill="FFFFFF"/>
-        </w:rPr>
-        <w:noBreakHyphen/>
-        <w:t>district variability in insurance was greater than between</w:t>
-      </w:r>
-      <w:r>
-        <w:rPr>
-          <w:rFonts w:ascii="Times New Roman" w:hAnsi="Times New Roman" w:cs="Times New Roman"/>
-          <w:color w:val="222222"/>
-          <w:sz w:val="20"/>
-          <w:szCs w:val="20"/>
-          <w:shd w:val="clear" w:color="auto" w:fill="FFFFFF"/>
-        </w:rPr>
-        <w:noBreakHyphen/>
-        <w:t>district variability in X of Y districts"), so the heterogeneity point is numerically clear. Park influence: you mention in discussion that large parks drive canopy; consider flagging here that the highest</w:t>
-      </w:r>
-      <w:r>
-        <w:rPr>
-          <w:rFonts w:ascii="Times New Roman" w:hAnsi="Times New Roman" w:cs="Times New Roman"/>
-          <w:color w:val="222222"/>
-          <w:sz w:val="20"/>
-          <w:szCs w:val="20"/>
-          <w:shd w:val="clear" w:color="auto" w:fill="FFFFFF"/>
-        </w:rPr>
-        <w:noBreakHyphen/>
-        <w:t>canopy districts include major park area, to connect results and interpretation seamlessly. Ensure the single figure (four</w:t>
-      </w:r>
-      <w:r>
-        <w:rPr>
-          <w:rFonts w:ascii="Times New Roman" w:hAnsi="Times New Roman" w:cs="Times New Roman"/>
-          <w:color w:val="222222"/>
-          <w:sz w:val="20"/>
-          <w:szCs w:val="20"/>
-        </w:rPr>
-        <w:t xml:space="preserve"> </w:t>
-      </w:r>
-      <w:r>
-        <w:rPr>
-          <w:rFonts w:ascii="Times New Roman" w:hAnsi="Times New Roman" w:cs="Times New Roman"/>
-          <w:color w:val="222222"/>
-          <w:sz w:val="20"/>
-          <w:szCs w:val="20"/>
-          <w:shd w:val="clear" w:color="auto" w:fill="FFFFFF"/>
-        </w:rPr>
-        <w:t>panes) is readable at journal scale (legends, consistent color scales for tract vs district, clear labels). If not, prioritize legibility over density.</w:t>
+        <w:t xml:space="preserve">Concerns: causal language: keep strictly associational and descriptive. Avoid phrasing that implies causal effects or responsibility beyond descriptive scope. </w:t>
       </w:r>
     </w:p>
     <w:tbl>
@@ -6329,8 +6810,53 @@
                 <w:color w:val="222222"/>
                 <w:sz w:val="20"/>
                 <w:szCs w:val="20"/>
+                <w:shd w:val="clear" w:color="auto" w:fill="FFFFFF"/>
               </w:rPr>
             </w:pPr>
+            <w:r>
+              <w:rPr>
+                <w:rFonts w:ascii="Times New Roman" w:hAnsi="Times New Roman" w:cs="Times New Roman"/>
+                <w:b/>
+                <w:bCs/>
+                <w:color w:val="222222"/>
+                <w:sz w:val="20"/>
+                <w:szCs w:val="20"/>
+                <w:shd w:val="clear" w:color="auto" w:fill="FFFFFF"/>
+              </w:rPr>
+              <w:t>Response</w:t>
+            </w:r>
+            <w:r>
+              <w:rPr>
+                <w:rFonts w:ascii="Times New Roman" w:hAnsi="Times New Roman" w:cs="Times New Roman"/>
+                <w:b/>
+                <w:bCs/>
+                <w:color w:val="222222"/>
+                <w:sz w:val="20"/>
+                <w:szCs w:val="20"/>
+                <w:shd w:val="clear" w:color="auto" w:fill="FFFFFF"/>
+              </w:rPr>
+              <w:t xml:space="preserve">: </w:t>
+            </w:r>
+            <w:r>
+              <w:rPr>
+                <w:rFonts w:ascii="Times New Roman" w:hAnsi="Times New Roman" w:cs="Times New Roman"/>
+                <w:color w:val="222222"/>
+                <w:sz w:val="20"/>
+                <w:szCs w:val="20"/>
+                <w:shd w:val="clear" w:color="auto" w:fill="FFFFFF"/>
+              </w:rPr>
+              <w:t xml:space="preserve">Thank you, we have </w:t>
+            </w:r>
+            <w:r>
+              <w:rPr>
+                <w:rFonts w:ascii="Times New Roman" w:hAnsi="Times New Roman" w:cs="Times New Roman"/>
+                <w:color w:val="222222"/>
+                <w:sz w:val="20"/>
+                <w:szCs w:val="20"/>
+                <w:shd w:val="clear" w:color="auto" w:fill="FFFFFF"/>
+              </w:rPr>
+              <w:t xml:space="preserve">tried to avoid any causal language, because as you say, this is a descriptive paper. </w:t>
+            </w:r>
           </w:p>
         </w:tc>
       </w:tr>
@@ -6345,80 +6871,6 @@
           <w:shd w:val="clear" w:color="auto" w:fill="FFFFFF"/>
         </w:rPr>
       </w:pPr>
-      <w:r>
-        <w:rPr>
-          <w:rFonts w:ascii="Times New Roman" w:hAnsi="Times New Roman" w:cs="Times New Roman"/>
-          <w:color w:val="222222"/>
-          <w:sz w:val="20"/>
-          <w:szCs w:val="20"/>
-        </w:rPr>
-        <w:br/>
-      </w:r>
-      <w:r>
-        <w:rPr>
-          <w:rFonts w:ascii="Times New Roman" w:hAnsi="Times New Roman" w:cs="Times New Roman"/>
-          <w:color w:val="222222"/>
-          <w:sz w:val="20"/>
-          <w:szCs w:val="20"/>
-          <w:shd w:val="clear" w:color="auto" w:fill="FFFFFF"/>
-        </w:rPr>
-        <w:t>Discussion. Nice policy</w:t>
-      </w:r>
-      <w:r>
-        <w:rPr>
-          <w:rFonts w:ascii="Times New Roman" w:hAnsi="Times New Roman" w:cs="Times New Roman"/>
-          <w:color w:val="222222"/>
-          <w:sz w:val="20"/>
-          <w:szCs w:val="20"/>
-          <w:shd w:val="clear" w:color="auto" w:fill="FFFFFF"/>
-        </w:rPr>
-        <w:noBreakHyphen/>
-        <w:t>facing interpretation that connects metrics to actionable levers (tree planting, cooling centers, enrollment/outreach). Highlights within</w:t>
-      </w:r>
-      <w:r>
-        <w:rPr>
-          <w:rFonts w:ascii="Times New Roman" w:hAnsi="Times New Roman" w:cs="Times New Roman"/>
-          <w:color w:val="222222"/>
-          <w:sz w:val="20"/>
-          <w:szCs w:val="20"/>
-          <w:shd w:val="clear" w:color="auto" w:fill="FFFFFF"/>
-        </w:rPr>
-        <w:noBreakHyphen/>
-        <w:t>district heterogeneity and the risk of relying on district averages alone—this is the key insight to justify political</w:t>
-      </w:r>
-      <w:r>
-        <w:rPr>
-          <w:rFonts w:ascii="Times New Roman" w:hAnsi="Times New Roman" w:cs="Times New Roman"/>
-          <w:color w:val="222222"/>
-          <w:sz w:val="20"/>
-          <w:szCs w:val="20"/>
-          <w:shd w:val="clear" w:color="auto" w:fill="FFFFFF"/>
-        </w:rPr>
-        <w:noBreakHyphen/>
-        <w:t>district reporting with tract drill</w:t>
-      </w:r>
-      <w:r>
-        <w:rPr>
-          <w:rFonts w:ascii="Times New Roman" w:hAnsi="Times New Roman" w:cs="Times New Roman"/>
-          <w:color w:val="222222"/>
-          <w:sz w:val="20"/>
-          <w:szCs w:val="20"/>
-          <w:shd w:val="clear" w:color="auto" w:fill="FFFFFF"/>
-        </w:rPr>
-        <w:noBreakHyphen/>
-        <w:t>downs. Notes the potential role of gerrymandering in shaping heterogeneity—relevant and thought</w:t>
-      </w:r>
-      <w:r>
-        <w:rPr>
-          <w:rFonts w:ascii="Times New Roman" w:hAnsi="Times New Roman" w:cs="Times New Roman"/>
-          <w:color w:val="222222"/>
-          <w:sz w:val="20"/>
-          <w:szCs w:val="20"/>
-          <w:shd w:val="clear" w:color="auto" w:fill="FFFFFF"/>
-        </w:rPr>
-        <w:noBreakHyphen/>
-        <w:t xml:space="preserve">provoking. </w:t>
-      </w:r>
     </w:p>
     <w:p>
       <w:pPr>
@@ -6438,8 +6890,29 @@
           <w:szCs w:val="20"/>
           <w:shd w:val="clear" w:color="auto" w:fill="FFFFFF"/>
         </w:rPr>
-        <w:lastRenderedPageBreak/>
-        <w:t xml:space="preserve">Concerns: causal language: keep strictly associational and descriptive. Avoid phrasing that implies causal effects or responsibility beyond descriptive scope. </w:t>
+        <w:t>Scope &amp; limits please add two explicit limitations: MAUP and aggregation error, district values inherit artifacts of boundary changes and tract</w:t>
+      </w:r>
+      <w:r>
+        <w:rPr>
+          <w:rFonts w:ascii="Times New Roman" w:hAnsi="Times New Roman" w:cs="Times New Roman"/>
+          <w:color w:val="222222"/>
+          <w:sz w:val="20"/>
+          <w:szCs w:val="20"/>
+          <w:shd w:val="clear" w:color="auto" w:fill="FFFFFF"/>
+        </w:rPr>
+        <w:noBreakHyphen/>
+        <w:t>to</w:t>
+      </w:r>
+      <w:r>
+        <w:rPr>
+          <w:rFonts w:ascii="Times New Roman" w:hAnsi="Times New Roman" w:cs="Times New Roman"/>
+          <w:color w:val="222222"/>
+          <w:sz w:val="20"/>
+          <w:szCs w:val="20"/>
+          <w:shd w:val="clear" w:color="auto" w:fill="FFFFFF"/>
+        </w:rPr>
+        <w:noBreakHyphen/>
+        <w:t xml:space="preserve">district apportionment. Uncertainty—ACS sampling error not propagated; canopy year mismatch and inability to include more indicators due to brief format; dashboard provides extended set. </w:t>
       </w:r>
     </w:p>
     <w:tbl>
@@ -6466,6 +6939,41 @@
                 <w:shd w:val="clear" w:color="auto" w:fill="FFFFFF"/>
               </w:rPr>
             </w:pPr>
+            <w:commentRangeStart w:id="3"/>
+            <w:r>
+              <w:rPr>
+                <w:rFonts w:ascii="Times New Roman" w:hAnsi="Times New Roman" w:cs="Times New Roman"/>
+                <w:b/>
+                <w:bCs/>
+                <w:color w:val="222222"/>
+                <w:sz w:val="20"/>
+                <w:szCs w:val="20"/>
+                <w:shd w:val="clear" w:color="auto" w:fill="FFFFFF"/>
+              </w:rPr>
+              <w:t xml:space="preserve">Response: </w:t>
+            </w:r>
+            <w:r>
+              <w:rPr>
+                <w:rFonts w:ascii="Times New Roman" w:hAnsi="Times New Roman" w:cs="Times New Roman"/>
+                <w:color w:val="222222"/>
+                <w:sz w:val="20"/>
+                <w:szCs w:val="20"/>
+                <w:shd w:val="clear" w:color="auto" w:fill="FFFFFF"/>
+              </w:rPr>
+              <w:t xml:space="preserve">We have added in the MOE for the ACS insurance metric and have added a sentence about the year mismatch in the methods section. </w:t>
+            </w:r>
+            <w:commentRangeEnd w:id="3"/>
+            <w:r>
+              <w:rPr>
+                <w:rStyle w:val="CommentReference"/>
+                <w:rFonts w:ascii="Times New Roman" w:hAnsi="Times New Roman" w:cs="Times New Roman"/>
+                <w:color w:val="222222"/>
+                <w:sz w:val="20"/>
+                <w:szCs w:val="20"/>
+                <w:shd w:val="clear" w:color="auto" w:fill="FFFFFF"/>
+              </w:rPr>
+              <w:commentReference w:id="3"/>
+            </w:r>
           </w:p>
         </w:tc>
       </w:tr>
@@ -6499,50 +7007,27 @@
           <w:szCs w:val="20"/>
           <w:shd w:val="clear" w:color="auto" w:fill="FFFFFF"/>
         </w:rPr>
-        <w:t>Scope &amp; limits please add two explicit limitations: MAUP and aggregation error, district values inherit artifacts of boundary changes and tract</w:t>
-      </w:r>
-      <w:r>
-        <w:rPr>
-          <w:rFonts w:ascii="Times New Roman" w:hAnsi="Times New Roman" w:cs="Times New Roman"/>
-          <w:color w:val="222222"/>
-          <w:sz w:val="20"/>
-          <w:szCs w:val="20"/>
-          <w:shd w:val="clear" w:color="auto" w:fill="FFFFFF"/>
-        </w:rPr>
-        <w:noBreakHyphen/>
-        <w:t>to</w:t>
-      </w:r>
-      <w:r>
-        <w:rPr>
-          <w:rFonts w:ascii="Times New Roman" w:hAnsi="Times New Roman" w:cs="Times New Roman"/>
-          <w:color w:val="222222"/>
-          <w:sz w:val="20"/>
-          <w:szCs w:val="20"/>
-          <w:shd w:val="clear" w:color="auto" w:fill="FFFFFF"/>
-        </w:rPr>
-        <w:noBreakHyphen/>
-        <w:t xml:space="preserve">district apportionment. Uncertainty—ACS sampling error not propagated; canopy year mismatch and inability to include more indicators due to brief format; dashboard provides extended set. </w:t>
-      </w:r>
-    </w:p>
-    <w:p>
-      <w:pPr>
-        <w:rPr>
-          <w:rFonts w:ascii="Times New Roman" w:hAnsi="Times New Roman" w:cs="Times New Roman"/>
-          <w:color w:val="222222"/>
-          <w:sz w:val="20"/>
-          <w:szCs w:val="20"/>
-          <w:shd w:val="clear" w:color="auto" w:fill="FFFFFF"/>
-        </w:rPr>
-      </w:pPr>
-      <w:r>
-        <w:rPr>
-          <w:rFonts w:ascii="Times New Roman" w:hAnsi="Times New Roman" w:cs="Times New Roman"/>
-          <w:color w:val="222222"/>
-          <w:sz w:val="20"/>
-          <w:szCs w:val="20"/>
-          <w:shd w:val="clear" w:color="auto" w:fill="FFFFFF"/>
-        </w:rPr>
-        <w:t>Strengthen one sentence that explains how council offices might use bothviews: district average for budget framing and tract detail for site selection (e.g., which tracts to prioritize for greening or enrollment events). A brief nod to targeting resources where tract</w:t>
+        <w:t>Strengthen one sentence that explains how council offices might use both</w:t>
+      </w:r>
+      <w:r>
+        <w:rPr>
+          <w:rFonts w:ascii="Times New Roman" w:hAnsi="Times New Roman" w:cs="Times New Roman"/>
+          <w:color w:val="222222"/>
+          <w:sz w:val="20"/>
+          <w:szCs w:val="20"/>
+          <w:shd w:val="clear" w:color="auto" w:fill="FFFFFF"/>
+        </w:rPr>
+        <w:t xml:space="preserve"> </w:t>
+      </w:r>
+      <w:r>
+        <w:rPr>
+          <w:rFonts w:ascii="Times New Roman" w:hAnsi="Times New Roman" w:cs="Times New Roman"/>
+          <w:color w:val="222222"/>
+          <w:sz w:val="20"/>
+          <w:szCs w:val="20"/>
+          <w:shd w:val="clear" w:color="auto" w:fill="FFFFFF"/>
+        </w:rPr>
+        <w:t>views: district average for budget framing and tract detail for site selection (e.g., which tracts to prioritize for greening or enrollment events). A brief nod to targeting resources where tract</w:t>
       </w:r>
       <w:r>
         <w:rPr>
@@ -6554,15 +7039,6 @@
         </w:rPr>
         <w:noBreakHyphen/>
         <w:t>level need is high within otherwise "average" districts ties heterogeneity to practical equity action.</w:t>
-      </w:r>
-      <w:r>
-        <w:rPr>
-          <w:rFonts w:ascii="Times New Roman" w:hAnsi="Times New Roman" w:cs="Times New Roman"/>
-          <w:color w:val="222222"/>
-          <w:sz w:val="20"/>
-          <w:szCs w:val="20"/>
-        </w:rPr>
-        <w:br/>
       </w:r>
     </w:p>
     <w:tbl>
@@ -6589,6 +7065,92 @@
                 <w:shd w:val="clear" w:color="auto" w:fill="FFFFFF"/>
               </w:rPr>
             </w:pPr>
+            <w:r>
+              <w:rPr>
+                <w:rFonts w:ascii="Times New Roman" w:hAnsi="Times New Roman" w:cs="Times New Roman"/>
+                <w:b/>
+                <w:bCs/>
+                <w:color w:val="222222"/>
+                <w:sz w:val="20"/>
+                <w:szCs w:val="20"/>
+                <w:shd w:val="clear" w:color="auto" w:fill="FFFFFF"/>
+              </w:rPr>
+              <w:t xml:space="preserve">Response: </w:t>
+            </w:r>
+            <w:r>
+              <w:rPr>
+                <w:rFonts w:ascii="Times New Roman" w:hAnsi="Times New Roman" w:cs="Times New Roman"/>
+                <w:color w:val="222222"/>
+                <w:sz w:val="20"/>
+                <w:szCs w:val="20"/>
+                <w:shd w:val="clear" w:color="auto" w:fill="FFFFFF"/>
+              </w:rPr>
+              <w:t>We have edited the following sentence</w:t>
+            </w:r>
+            <w:r>
+              <w:rPr>
+                <w:rFonts w:ascii="Times New Roman" w:hAnsi="Times New Roman" w:cs="Times New Roman"/>
+                <w:color w:val="222222"/>
+                <w:sz w:val="20"/>
+                <w:szCs w:val="20"/>
+                <w:shd w:val="clear" w:color="auto" w:fill="FFFFFF"/>
+              </w:rPr>
+              <w:t>:</w:t>
+            </w:r>
+          </w:p>
+          <w:p>
+            <w:pPr>
+              <w:spacing w:before="240" w:after="240"/>
+              <w:rPr>
+                <w:rFonts w:ascii="Times New Roman" w:eastAsia="Aptos" w:hAnsi="Times New Roman" w:cs="Times New Roman"/>
+                <w:i/>
+                <w:iCs/>
+                <w:sz w:val="20"/>
+                <w:szCs w:val="20"/>
+              </w:rPr>
+            </w:pPr>
+            <w:r>
+              <w:rPr>
+                <w:rFonts w:ascii="Times New Roman" w:eastAsia="Aptos" w:hAnsi="Times New Roman" w:cs="Times New Roman"/>
+                <w:i/>
+                <w:iCs/>
+                <w:sz w:val="20"/>
+                <w:szCs w:val="20"/>
+              </w:rPr>
+              <w:t xml:space="preserve">Moreover, district-level averages are often used in policymaking, budgeting, and performance evaluation. </w:t>
+            </w:r>
+            <w:r>
+              <w:rPr>
+                <w:rFonts w:ascii="Times New Roman" w:eastAsia="Aptos" w:hAnsi="Times New Roman" w:cs="Times New Roman"/>
+                <w:i/>
+                <w:iCs/>
+                <w:sz w:val="20"/>
+                <w:szCs w:val="20"/>
+                <w:highlight w:val="yellow"/>
+              </w:rPr>
+              <w:t>Understanding district averages is critical for identifying overall district needs and city-wide disparities while investigating within-district variation enables targeting of interventions and equitable resource allocation.</w:t>
+            </w:r>
+            <w:r>
+              <w:rPr>
+                <w:rFonts w:ascii="Times New Roman" w:eastAsia="Aptos" w:hAnsi="Times New Roman" w:cs="Times New Roman"/>
+                <w:i/>
+                <w:iCs/>
+                <w:sz w:val="20"/>
+                <w:szCs w:val="20"/>
+              </w:rPr>
+              <w:t xml:space="preserve"> Combining granular and aggregate data provides a fuller picture of health inequities and supports more targeted, effective interventions.</w:t>
+            </w:r>
+          </w:p>
+          <w:p>
+            <w:pPr>
+              <w:rPr>
+                <w:rFonts w:ascii="Times New Roman" w:hAnsi="Times New Roman" w:cs="Times New Roman"/>
+                <w:color w:val="222222"/>
+                <w:sz w:val="20"/>
+                <w:szCs w:val="20"/>
+                <w:shd w:val="clear" w:color="auto" w:fill="FFFFFF"/>
+              </w:rPr>
+            </w:pPr>
           </w:p>
         </w:tc>
       </w:tr>
@@ -6771,34 +7333,6 @@
         <w:t>district heterogeneity; and (iv) a concise limitations paragraph (MAUP, ACS MOE, year mismatch). With these adjustments, the piece will provide a crisp, credible exemplar likely to stimulate further work and uptake by urban policymakers and advocates.</w:t>
       </w:r>
     </w:p>
-    <w:tbl>
-      <w:tblPr>
-        <w:tblStyle w:val="TableGrid"/>
-        <w:tblW w:w="0" w:type="auto"/>
-        <w:tblLook w:val="04A0" w:firstRow="1" w:lastRow="0" w:firstColumn="1" w:lastColumn="0" w:noHBand="0" w:noVBand="1"/>
-      </w:tblPr>
-      <w:tblGrid>
-        <w:gridCol w:w="9350"/>
-      </w:tblGrid>
-      <w:tr>
-        <w:tc>
-          <w:tcPr>
-            <w:tcW w:w="9350" w:type="dxa"/>
-          </w:tcPr>
-          <w:p>
-            <w:pPr>
-              <w:rPr>
-                <w:rFonts w:ascii="Times New Roman" w:hAnsi="Times New Roman" w:cs="Times New Roman"/>
-                <w:color w:val="222222"/>
-                <w:sz w:val="20"/>
-                <w:szCs w:val="20"/>
-                <w:shd w:val="clear" w:color="auto" w:fill="FFFFFF"/>
-              </w:rPr>
-            </w:pPr>
-          </w:p>
-        </w:tc>
-      </w:tr>
-    </w:tbl>
     <w:p>
       <w:pPr>
         <w:rPr>
@@ -6839,24 +7373,84 @@
       </w:r>
     </w:p>
   </w:comment>
+  <w:comment w:id="1" w:author="Rushovich,Tamara" w:date="2026-06-10T21:44:00Z" w:initials="R">
+    <w:p>
+      <w:r>
+        <w:rPr>
+          <w:rStyle w:val="CommentReference"/>
+        </w:rPr>
+        <w:annotationRef/>
+      </w:r>
+      <w:r>
+        <w:rPr>
+          <w:sz w:val="20"/>
+          <w:szCs w:val="20"/>
+        </w:rPr>
+        <w:t xml:space="preserve">I don't love this sentence... but couldn't think of a better way to word it. </w:t>
+      </w:r>
+    </w:p>
+  </w:comment>
+  <w:comment w:id="2" w:author="Rushovich,Tamara" w:date="2026-06-10T21:45:00Z" w:initials="R">
+    <w:p>
+      <w:r>
+        <w:rPr>
+          <w:rStyle w:val="CommentReference"/>
+        </w:rPr>
+        <w:annotationRef/>
+      </w:r>
+      <w:r>
+        <w:rPr>
+          <w:sz w:val="20"/>
+          <w:szCs w:val="20"/>
+        </w:rPr>
+        <w:t>not sure what else we need to add</w:t>
+      </w:r>
+    </w:p>
+  </w:comment>
+  <w:comment w:id="3" w:author="Rushovich,Tamara" w:date="2026-06-10T22:00:00Z" w:initials="R">
+    <w:p>
+      <w:r>
+        <w:rPr>
+          <w:rStyle w:val="CommentReference"/>
+        </w:rPr>
+        <w:annotationRef/>
+      </w:r>
+      <w:r>
+        <w:rPr>
+          <w:sz w:val="20"/>
+          <w:szCs w:val="20"/>
+        </w:rPr>
+        <w:t>should I do more?</w:t>
+      </w:r>
+    </w:p>
+  </w:comment>
 </w:comments>
 </file>
 
 <file path=word/commentsExtended.xml><?xml version="1.0" encoding="utf-8"?>
 <w15:commentsEx xmlns:wpc="http://schemas.microsoft.com/office/word/2010/wordprocessingCanvas" xmlns:cx="http://schemas.microsoft.com/office/drawing/2014/chartex" xmlns:cx1="http://schemas.microsoft.com/office/drawing/2015/9/8/chartex" xmlns:cx2="http://schemas.microsoft.com/office/drawing/2015/10/21/chartex" xmlns:cx3="http://schemas.microsoft.com/office/drawing/2016/5/9/chartex" xmlns:cx4="http://schemas.microsoft.com/office/drawing/2016/5/10/chartex" xmlns:cx5="http://schemas.microsoft.com/office/drawing/2016/5/11/chartex" xmlns:cx6="http://schemas.microsoft.com/office/drawing/2016/5/12/chartex" xmlns:cx7="http://schemas.microsoft.com/office/drawing/2016/5/13/chartex" xmlns:cx8="http://schemas.microsoft.com/office/drawing/2016/5/14/chartex" xmlns:mc="http://schemas.openxmlformats.org/markup-compatibility/2006" xmlns:aink="http://schemas.microsoft.com/office/drawing/2016/ink" xmlns:am3d="http://schemas.microsoft.com/office/drawing/2017/model3d" xmlns:o="urn:schemas-microsoft-com:office:office" xmlns:oel="http://schemas.microsoft.com/office/2019/extlst" xmlns:r="http://schemas.openxmlformats.org/officeDocument/2006/relationships" xmlns:m="http://schemas.openxmlformats.org/officeDocument/2006/math" xmlns:v="urn:schemas-microsoft-com:vml" xmlns:wp14="http://schemas.microsoft.com/office/word/2010/wordprocessingDrawing" xmlns:wp="http://schemas.openxmlformats.org/drawingml/2006/wordprocessingDrawing" xmlns:w10="urn:schemas-microsoft-com:office:word" xmlns:w="http://schemas.openxmlformats.org/wordprocessingml/2006/main" xmlns:w14="http://schemas.microsoft.com/office/word/2010/wordml" xmlns:w15="http://schemas.microsoft.com/office/word/2012/wordml" xmlns:w16cex="http://schemas.microsoft.com/office/word/2018/wordml/cex" xmlns:w16cid="http://schemas.microsoft.com/office/word/2016/wordml/cid" xmlns:w16="http://schemas.microsoft.com/office/word/2018/wordml" xmlns:w16du="http://schemas.microsoft.com/office/word/2023/wordml/word16du" xmlns:w16sdtdh="http://schemas.microsoft.com/office/word/2020/wordml/sdtdatahash" xmlns:w16sdtfl="http://schemas.microsoft.com/office/word/2024/wordml/sdtformatlock" xmlns:w16se="http://schemas.microsoft.com/office/word/2015/wordml/symex" xmlns:wpg="http://schemas.microsoft.com/office/word/2010/wordprocessingGroup" xmlns:wpi="http://schemas.microsoft.com/office/word/2010/wordprocessingInk" xmlns:wne="http://schemas.microsoft.com/office/word/2006/wordml" xmlns:wps="http://schemas.microsoft.com/office/word/2010/wordprocessingShape" mc:Ignorable="w14 w15 w16se w16cid w16 w16cex w16sdtdh w16sdtfl w16du wp14">
   <w15:commentEx w15:paraId="5F316C59" w15:done="0"/>
+  <w15:commentEx w15:paraId="70E4BE75" w15:done="0"/>
+  <w15:commentEx w15:paraId="72FE45E8" w15:done="0"/>
+  <w15:commentEx w15:paraId="5B247EF2" w15:done="0"/>
 </w15:commentsEx>
 </file>
 
 <file path=word/commentsExtensible.xml><?xml version="1.0" encoding="utf-8"?>
 <w16cex:commentsExtensible xmlns:wpc="http://schemas.microsoft.com/office/word/2010/wordprocessingCanvas" xmlns:cx="http://schemas.microsoft.com/office/drawing/2014/chartex" xmlns:cx1="http://schemas.microsoft.com/office/drawing/2015/9/8/chartex" xmlns:cx2="http://schemas.microsoft.com/office/drawing/2015/10/21/chartex" xmlns:cx3="http://schemas.microsoft.com/office/drawing/2016/5/9/chartex" xmlns:cx4="http://schemas.microsoft.com/office/drawing/2016/5/10/chartex" xmlns:cx5="http://schemas.microsoft.com/office/drawing/2016/5/11/chartex" xmlns:cx6="http://schemas.microsoft.com/office/drawing/2016/5/12/chartex" xmlns:cx7="http://schemas.microsoft.com/office/drawing/2016/5/13/chartex" xmlns:cx8="http://schemas.microsoft.com/office/drawing/2016/5/14/chartex" xmlns:cr="http://schemas.microsoft.com/office/comments/2020/reactions" xmlns:mc="http://schemas.openxmlformats.org/markup-compatibility/2006" xmlns:aink="http://schemas.microsoft.com/office/drawing/2016/ink" xmlns:am3d="http://schemas.microsoft.com/office/drawing/2017/model3d" xmlns:o="urn:schemas-microsoft-com:office:office" xmlns:oel="http://schemas.microsoft.com/office/2019/extlst" xmlns:r="http://schemas.openxmlformats.org/officeDocument/2006/relationships" xmlns:m="http://schemas.openxmlformats.org/officeDocument/2006/math" xmlns:v="urn:schemas-microsoft-com:vml" xmlns:wp14="http://schemas.microsoft.com/office/word/2010/wordprocessingDrawing" xmlns:wp="http://schemas.openxmlformats.org/drawingml/2006/wordprocessingDrawing" xmlns:w10="urn:schemas-microsoft-com:office:word" xmlns:w="http://schemas.openxmlformats.org/wordprocessingml/2006/main" xmlns:w14="http://schemas.microsoft.com/office/word/2010/wordml" xmlns:w15="http://schemas.microsoft.com/office/word/2012/wordml" xmlns:w16cex="http://schemas.microsoft.com/office/word/2018/wordml/cex" xmlns:w16cid="http://schemas.microsoft.com/office/word/2016/wordml/cid" xmlns:w16="http://schemas.microsoft.com/office/word/2018/wordml" xmlns:w16du="http://schemas.microsoft.com/office/word/2023/wordml/word16du" xmlns:w16sdtdh="http://schemas.microsoft.com/office/word/2020/wordml/sdtdatahash" xmlns:w16sdtfl="http://schemas.microsoft.com/office/word/2024/wordml/sdtformatlock" xmlns:w16se="http://schemas.microsoft.com/office/word/2015/wordml/symex" xmlns:wpg="http://schemas.microsoft.com/office/word/2010/wordprocessingGroup" xmlns:wpi="http://schemas.microsoft.com/office/word/2010/wordprocessingInk" xmlns:wne="http://schemas.microsoft.com/office/word/2006/wordml" xmlns:wps="http://schemas.microsoft.com/office/word/2010/wordprocessingShape" mc:Ignorable="w14 w15 w16se w16cid w16 w16cex w16sdtdh w16sdtfl cr w16du wp14">
   <w16cex:commentExtensible w16cex:durableId="547692B1" w16cex:dateUtc="2026-06-11T00:33:00Z"/>
+  <w16cex:commentExtensible w16cex:durableId="722E460D" w16cex:dateUtc="2026-06-11T01:44:00Z"/>
+  <w16cex:commentExtensible w16cex:durableId="1B97489C" w16cex:dateUtc="2026-06-11T01:45:00Z"/>
+  <w16cex:commentExtensible w16cex:durableId="1E18F830" w16cex:dateUtc="2026-06-11T02:00:00Z"/>
 </w16cex:commentsExtensible>
 </file>
 
 <file path=word/commentsIds.xml><?xml version="1.0" encoding="utf-8"?>
 <w16cid:commentsIds xmlns:wpc="http://schemas.microsoft.com/office/word/2010/wordprocessingCanvas" xmlns:cx="http://schemas.microsoft.com/office/drawing/2014/chartex" xmlns:cx1="http://schemas.microsoft.com/office/drawing/2015/9/8/chartex" xmlns:cx2="http://schemas.microsoft.com/office/drawing/2015/10/21/chartex" xmlns:cx3="http://schemas.microsoft.com/office/drawing/2016/5/9/chartex" xmlns:cx4="http://schemas.microsoft.com/office/drawing/2016/5/10/chartex" xmlns:cx5="http://schemas.microsoft.com/office/drawing/2016/5/11/chartex" xmlns:cx6="http://schemas.microsoft.com/office/drawing/2016/5/12/chartex" xmlns:cx7="http://schemas.microsoft.com/office/drawing/2016/5/13/chartex" xmlns:cx8="http://schemas.microsoft.com/office/drawing/2016/5/14/chartex" xmlns:mc="http://schemas.openxmlformats.org/markup-compatibility/2006" xmlns:aink="http://schemas.microsoft.com/office/drawing/2016/ink" xmlns:am3d="http://schemas.microsoft.com/office/drawing/2017/model3d" xmlns:o="urn:schemas-microsoft-com:office:office" xmlns:oel="http://schemas.microsoft.com/office/2019/extlst" xmlns:r="http://schemas.openxmlformats.org/officeDocument/2006/relationships" xmlns:m="http://schemas.openxmlformats.org/officeDocument/2006/math" xmlns:v="urn:schemas-microsoft-com:vml" xmlns:wp14="http://schemas.microsoft.com/office/word/2010/wordprocessingDrawing" xmlns:wp="http://schemas.openxmlformats.org/drawingml/2006/wordprocessingDrawing" xmlns:w10="urn:schemas-microsoft-com:office:word" xmlns:w="http://schemas.openxmlformats.org/wordprocessingml/2006/main" xmlns:w14="http://schemas.microsoft.com/office/word/2010/wordml" xmlns:w15="http://schemas.microsoft.com/office/word/2012/wordml" xmlns:w16cex="http://schemas.microsoft.com/office/word/2018/wordml/cex" xmlns:w16cid="http://schemas.microsoft.com/office/word/2016/wordml/cid" xmlns:w16="http://schemas.microsoft.com/office/word/2018/wordml" xmlns:w16du="http://schemas.microsoft.com/office/word/2023/wordml/word16du" xmlns:w16sdtdh="http://schemas.microsoft.com/office/word/2020/wordml/sdtdatahash" xmlns:w16sdtfl="http://schemas.microsoft.com/office/word/2024/wordml/sdtformatlock" xmlns:w16se="http://schemas.microsoft.com/office/word/2015/wordml/symex" xmlns:wpg="http://schemas.microsoft.com/office/word/2010/wordprocessingGroup" xmlns:wpi="http://schemas.microsoft.com/office/word/2010/wordprocessingInk" xmlns:wne="http://schemas.microsoft.com/office/word/2006/wordml" xmlns:wps="http://schemas.microsoft.com/office/word/2010/wordprocessingShape" mc:Ignorable="w14 w15 w16se w16cid w16 w16cex w16sdtdh w16sdtfl w16du wp14">
   <w16cid:commentId w16cid:paraId="5F316C59" w16cid:durableId="547692B1"/>
+  <w16cid:commentId w16cid:paraId="70E4BE75" w16cid:durableId="722E460D"/>
+  <w16cid:commentId w16cid:paraId="72FE45E8" w16cid:durableId="1B97489C"/>
+  <w16cid:commentId w16cid:paraId="5B247EF2" w16cid:durableId="1E18F830"/>
 </w16cid:commentsIds>
 </file>
 
@@ -8109,6 +8703,11 @@
       <w:szCs w:val="20"/>
     </w:rPr>
   </w:style>
+  <w:style w:type="character" w:customStyle="1" w:styleId="il">
+    <w:name w:val="il"/>
+    <w:basedOn w:val="DefaultParagraphFont"/>
+    <w:rsid w:val="00FA3DC2"/>
+  </w:style>
 </w:styles>
 </file>
 
